--- a/templates/Текст для согласия рус.docx
+++ b/templates/Текст для согласия рус.docx
@@ -48,27 +48,17 @@
           <w:bCs/>
           <w:i/>
           <w:iCs/>
-          <w:color w:val="000000" w:themeColor="text1"/>
-        </w:rPr>
-        <w:t>Поставив галочку в этом поле, я</w:t>
-      </w:r>
-      <w:r>
-        <w:rPr>
-          <w:bCs/>
-          <w:i/>
-          <w:iCs/>
-          <w:color w:val="000000" w:themeColor="text1"/>
+        </w:rPr>
+        <w:t>Поставив галочку в этом поле, я прямо и добровольно даю свое явное согласие на сбор и обработку персональных данных, предоставленных в этой форме, с целью рассмотрения моей кандидатуры на трудоустройство в</w:t>
+      </w:r>
+      <w:r>
+        <w:rPr>
+          <w:bCs/>
+          <w:i/>
+          <w:iCs/>
+          <w:color w:val="203864"/>
         </w:rPr>
         <w:t xml:space="preserve"> </w:t>
-      </w:r>
-      <w:r>
-        <w:rPr>
-          <w:bCs/>
-          <w:i/>
-          <w:iCs/>
-          <w:color w:val="000000" w:themeColor="text1"/>
-        </w:rPr>
-        <w:t xml:space="preserve">прямо и добровольно даю свое явное согласие на сбор и обработку персональных данных, предоставленных в этой форме, с целью рассмотрения моей кандидатуры на трудоустройство в </w:t>
       </w:r>
       <w:r>
         <w:rPr>
@@ -200,15 +190,13 @@
           <w:bCs/>
           <w:i/>
           <w:iCs/>
-          <w:color w:val="000000" w:themeColor="text1"/>
-        </w:rPr>
-      </w:pPr>
-      <w:r>
-        <w:rPr>
-          <w:bCs/>
-          <w:i/>
-          <w:iCs/>
-          <w:color w:val="000000" w:themeColor="text1"/>
+        </w:rPr>
+      </w:pPr>
+      <w:r>
+        <w:rPr>
+          <w:bCs/>
+          <w:i/>
+          <w:iCs/>
         </w:rPr>
         <w:t>Предоставленные в форме данные необходимы потенциальному работодателю, указанному выше, для рассмотрения моей кандидатуры на замещение вакантной должности.</w:t>
       </w:r>
@@ -229,53 +217,15 @@
           <w:bCs/>
           <w:i/>
           <w:iCs/>
-          <w:color w:val="000000" w:themeColor="text1"/>
-        </w:rPr>
-      </w:pPr>
-      <w:r>
-        <w:rPr>
-          <w:bCs/>
-          <w:i/>
-          <w:iCs/>
-          <w:color w:val="000000" w:themeColor="text1"/>
-        </w:rPr>
-        <w:t xml:space="preserve">Я подтверждаю, что мои данные будут обрабатываться в соответствии с действующим законодательством </w:t>
-      </w:r>
-      <w:r>
-        <w:rPr>
-          <w:bCs/>
-          <w:i/>
-          <w:iCs/>
-          <w:color w:val="000000" w:themeColor="text1"/>
-        </w:rPr>
-        <w:t xml:space="preserve">на территории Российской Федерации </w:t>
-      </w:r>
-      <w:r>
-        <w:rPr>
-          <w:bCs/>
-          <w:i/>
-          <w:iCs/>
-          <w:color w:val="000000" w:themeColor="text1"/>
-        </w:rPr>
-        <w:t>о</w:t>
-      </w:r>
-      <w:r>
-        <w:rPr>
-          <w:bCs/>
-          <w:i/>
-          <w:iCs/>
-          <w:color w:val="000000" w:themeColor="text1"/>
-        </w:rPr>
-        <w:t xml:space="preserve"> защите персональных данных</w:t>
-      </w:r>
-      <w:r>
-        <w:rPr>
-          <w:bCs/>
-          <w:i/>
-          <w:iCs/>
-          <w:color w:val="000000" w:themeColor="text1"/>
-        </w:rPr>
-        <w:t>.</w:t>
+        </w:rPr>
+      </w:pPr>
+      <w:r>
+        <w:rPr>
+          <w:bCs/>
+          <w:i/>
+          <w:iCs/>
+        </w:rPr>
+        <w:t>Я подтверждаю, что мои данные будут обрабатываться в соответствии с действующим законодательством на территории Российской Федерации о защите персональных данных.</w:t>
       </w:r>
     </w:p>
     <w:p>
@@ -302,18 +252,26 @@
           <w:bCs/>
           <w:i/>
           <w:iCs/>
-          <w:color w:val="000000" w:themeColor="text1"/>
-        </w:rPr>
-        <w:t>Я понимаю, что могу отозвать свое согласие в любое время с последующим действием</w:t>
-      </w:r>
-      <w:r>
-        <w:rPr>
-          <w:bCs/>
-          <w:i/>
-          <w:iCs/>
-          <w:color w:val="000000" w:themeColor="text1"/>
-        </w:rPr>
-        <w:t>, связавшись с нами по адресу: {{</w:t>
+        </w:rPr>
+        <w:t>Я понимаю, что могу отозвать свое согласие в любое время с последующим действием, связавшись с нами по адресу:</w:t>
+      </w:r>
+      <w:r>
+        <w:rPr>
+          <w:bCs/>
+          <w:i/>
+          <w:iCs/>
+          <w:color w:val="203864"/>
+        </w:rPr>
+        <w:t xml:space="preserve"> </w:t>
+      </w:r>
+      <w:r>
+        <w:rPr>
+          <w:bCs/>
+          <w:i/>
+          <w:iCs/>
+          <w:color w:val="000000" w:themeColor="text1"/>
+        </w:rPr>
+        <w:t>{{</w:t>
       </w:r>
       <w:r>
         <w:rPr>
@@ -417,7 +375,15 @@
           <w:iCs/>
           <w:color w:val="000000" w:themeColor="text1"/>
         </w:rPr>
-        <w:t>, без ущерба для законности обработки данных на основании согласия до его отзыва.</w:t>
+        <w:t xml:space="preserve">, </w:t>
+      </w:r>
+      <w:r>
+        <w:rPr>
+          <w:bCs/>
+          <w:i/>
+          <w:iCs/>
+        </w:rPr>
+        <w:t>без ущерба для законности обработки данных на основании согласия до его отзыва.</w:t>
       </w:r>
     </w:p>
     <w:p>
@@ -1361,7 +1327,7 @@
   <a:extraClrSchemeLst/>
   <a:extLst>
     <a:ext uri="{05A4C25C-085E-4340-85A3-A5531E510DB2}">
-      <thm15:themeFamily xmlns="" xmlns:thm15="http://schemas.microsoft.com/office/thememl/2012/main" name="Office Theme" id="{62F939B6-93AF-4DB8-9C6B-D6C7DFDC589F}" vid="{4A3C46E8-61CC-4603-A589-7422A47A8E4A}"/>
+      <thm15:themeFamily xmlns:thm15="http://schemas.microsoft.com/office/thememl/2012/main" xmlns="" name="Office Theme" id="{62F939B6-93AF-4DB8-9C6B-D6C7DFDC589F}" vid="{4A3C46E8-61CC-4603-A589-7422A47A8E4A}"/>
     </a:ext>
   </a:extLst>
 </a:theme>
